--- a/documentation/Sprint_Dokumentation_#6.docx
+++ b/documentation/Sprint_Dokumentation_#6.docx
@@ -3,59 +3,517 @@
 <w:document xmlns:wpc="http://schemas.microsoft.com/office/word/2010/wordprocessingCanvas" xmlns:cx="http://schemas.microsoft.com/office/drawing/2014/chartex" xmlns:cx1="http://schemas.microsoft.com/office/drawing/2015/9/8/chartex" xmlns:cx2="http://schemas.microsoft.com/office/drawing/2015/10/21/chartex" xmlns:cx3="http://schemas.microsoft.com/office/drawing/2016/5/9/chartex" xmlns:cx4="http://schemas.microsoft.com/office/drawing/2016/5/10/chartex" xmlns:cx5="http://schemas.microsoft.com/office/drawing/2016/5/11/chartex" xmlns:cx6="http://schemas.microsoft.com/office/drawing/2016/5/12/chartex" xmlns:cx7="http://schemas.microsoft.com/office/drawing/2016/5/13/chartex" xmlns:cx8="http://schemas.microsoft.com/office/drawing/2016/5/14/chartex" xmlns:mc="http://schemas.openxmlformats.org/markup-compatibility/2006" xmlns:aink="http://schemas.microsoft.com/office/drawing/2016/ink" xmlns:am3d="http://schemas.microsoft.com/office/drawing/2017/model3d" xmlns:o="urn:schemas-microsoft-com:office:office" xmlns:oel="http://schemas.microsoft.com/office/2019/extlst" xmlns:r="http://schemas.openxmlformats.org/officeDocument/2006/relationships" xmlns:m="http://schemas.openxmlformats.org/officeDocument/2006/math" xmlns:v="urn:schemas-microsoft-com:vml" xmlns:wp14="http://schemas.microsoft.com/office/word/2010/wordprocessingDrawing" xmlns:wp="http://schemas.openxmlformats.org/drawingml/2006/wordprocessingDrawing" xmlns:w10="urn:schemas-microsoft-com:office:word" xmlns:w="http://schemas.openxmlformats.org/wordprocessingml/2006/main" xmlns:w14="http://schemas.microsoft.com/office/word/2010/wordml" xmlns:w15="http://schemas.microsoft.com/office/word/2012/wordml" xmlns:w16cex="http://schemas.microsoft.com/office/word/2018/wordml/cex" xmlns:w16cid="http://schemas.microsoft.com/office/word/2016/wordml/cid" xmlns:w16="http://schemas.microsoft.com/office/word/2018/wordml" xmlns:w16du="http://schemas.microsoft.com/office/word/2023/wordml/word16du" xmlns:w16sdtdh="http://schemas.microsoft.com/office/word/2020/wordml/sdtdatahash" xmlns:w16sdtfl="http://schemas.microsoft.com/office/word/2024/wordml/sdtformatlock" xmlns:w16se="http://schemas.microsoft.com/office/word/2015/wordml/symex" xmlns:wpg="http://schemas.microsoft.com/office/word/2010/wordprocessingGroup" xmlns:wpi="http://schemas.microsoft.com/office/word/2010/wordprocessingInk" xmlns:wne="http://schemas.microsoft.com/office/word/2006/wordml" xmlns:wps="http://schemas.microsoft.com/office/word/2010/wordprocessingShape" mc:Ignorable="w14 w15 w16se w16cid w16 w16cex w16sdtdh w16sdtfl w16du wp14">
   <w:body>
     <w:p>
-      <w:r>
-        <w:t xml:space="preserve">Sprint Dokumentation DEV-Sprint #4 Name: Finn Eser Klasse: 2AHITM Meine Ziele für diesen Sprint waren • • • Alle Level fertig Stil bisschen verändern </w:t>
+      <w:pPr>
+        <w:rPr>
+          <w:sz w:val="24"/>
+          <w:szCs w:val="24"/>
+        </w:rPr>
+      </w:pPr>
+      <w:r>
+        <w:rPr>
+          <w:rStyle w:val="berschrift1Zchn"/>
+          <w:color w:val="auto"/>
+          <w:sz w:val="44"/>
+          <w:szCs w:val="44"/>
+        </w:rPr>
+        <w:t>Sprint Dokumentation DEV-Sprint #</w:t>
+      </w:r>
+      <w:r>
+        <w:rPr>
+          <w:rStyle w:val="berschrift1Zchn"/>
+          <w:color w:val="auto"/>
+          <w:sz w:val="44"/>
+          <w:szCs w:val="44"/>
+        </w:rPr>
+        <w:t>6</w:t>
+      </w:r>
+      <w:r>
+        <w:rPr>
+          <w:sz w:val="24"/>
+          <w:szCs w:val="24"/>
+        </w:rPr>
+        <w:t xml:space="preserve"> </w:t>
+      </w:r>
+    </w:p>
+    <w:p>
+      <w:pPr>
+        <w:rPr>
+          <w:sz w:val="24"/>
+          <w:szCs w:val="24"/>
+        </w:rPr>
+      </w:pPr>
+    </w:p>
+    <w:p>
+      <w:pPr>
+        <w:rPr>
+          <w:sz w:val="24"/>
+          <w:szCs w:val="24"/>
+        </w:rPr>
+      </w:pPr>
+      <w:r>
+        <w:rPr>
+          <w:sz w:val="24"/>
+          <w:szCs w:val="24"/>
+        </w:rPr>
+        <w:t xml:space="preserve">Name: Finn Eser </w:t>
+      </w:r>
+      <w:r>
+        <w:rPr>
+          <w:sz w:val="24"/>
+          <w:szCs w:val="24"/>
+        </w:rPr>
+        <w:br/>
+      </w:r>
+      <w:r>
+        <w:rPr>
+          <w:sz w:val="24"/>
+          <w:szCs w:val="24"/>
+        </w:rPr>
+        <w:t xml:space="preserve">Klasse: 2AHITM </w:t>
+      </w:r>
+    </w:p>
+    <w:p>
+      <w:pPr>
+        <w:rPr>
+          <w:sz w:val="24"/>
+          <w:szCs w:val="24"/>
+        </w:rPr>
+      </w:pPr>
+    </w:p>
+    <w:p>
+      <w:pPr>
+        <w:rPr>
+          <w:sz w:val="24"/>
+          <w:szCs w:val="24"/>
+        </w:rPr>
+      </w:pPr>
+      <w:r>
+        <w:rPr>
+          <w:rStyle w:val="berschrift2Zchn"/>
+          <w:color w:val="auto"/>
+          <w:sz w:val="36"/>
+          <w:szCs w:val="36"/>
+        </w:rPr>
+        <w:t>Meine Ziele für diesen Sprint waren</w:t>
+      </w:r>
+      <w:r>
+        <w:rPr>
+          <w:sz w:val="24"/>
+          <w:szCs w:val="24"/>
+        </w:rPr>
+        <w:t xml:space="preserve"> </w:t>
+      </w:r>
+    </w:p>
+    <w:p>
+      <w:pPr>
+        <w:pStyle w:val="Listenabsatz"/>
+        <w:numPr>
+          <w:ilvl w:val="0"/>
+          <w:numId w:val="1"/>
+        </w:numPr>
+        <w:rPr>
+          <w:sz w:val="24"/>
+          <w:szCs w:val="24"/>
+        </w:rPr>
+      </w:pPr>
+      <w:r>
+        <w:rPr>
+          <w:sz w:val="24"/>
+          <w:szCs w:val="24"/>
+        </w:rPr>
+        <w:t>S</w:t>
+      </w:r>
+      <w:r>
+        <w:rPr>
+          <w:sz w:val="24"/>
+          <w:szCs w:val="24"/>
+        </w:rPr>
+        <w:t>ound</w:t>
+      </w:r>
+    </w:p>
+    <w:p>
+      <w:pPr>
+        <w:pStyle w:val="Listenabsatz"/>
+        <w:numPr>
+          <w:ilvl w:val="0"/>
+          <w:numId w:val="1"/>
+        </w:numPr>
+        <w:rPr>
+          <w:sz w:val="24"/>
+          <w:szCs w:val="24"/>
+        </w:rPr>
+      </w:pPr>
+      <w:r>
+        <w:rPr>
+          <w:sz w:val="24"/>
+          <w:szCs w:val="24"/>
+        </w:rPr>
+        <w:t>Alle Bugs fixen</w:t>
+      </w:r>
+    </w:p>
+    <w:p>
+      <w:pPr>
+        <w:rPr>
+          <w:sz w:val="24"/>
+          <w:szCs w:val="24"/>
+        </w:rPr>
+      </w:pPr>
+    </w:p>
+    <w:p>
+      <w:pPr>
+        <w:rPr>
+          <w:sz w:val="24"/>
+          <w:szCs w:val="24"/>
+        </w:rPr>
+      </w:pPr>
+      <w:r>
+        <w:rPr>
+          <w:rStyle w:val="berschrift2Zchn"/>
+          <w:color w:val="auto"/>
+          <w:sz w:val="36"/>
+          <w:szCs w:val="36"/>
+        </w:rPr>
+        <w:t>Meine Fortschritte in diesem Sprint</w:t>
+      </w:r>
+      <w:r>
+        <w:rPr>
+          <w:sz w:val="24"/>
+          <w:szCs w:val="24"/>
+        </w:rPr>
+        <w:t xml:space="preserve"> </w:t>
+      </w:r>
+    </w:p>
+    <w:p>
+      <w:pPr>
+        <w:pStyle w:val="Listenabsatz"/>
+        <w:numPr>
+          <w:ilvl w:val="0"/>
+          <w:numId w:val="2"/>
+        </w:numPr>
+        <w:rPr>
+          <w:sz w:val="24"/>
+          <w:szCs w:val="24"/>
+        </w:rPr>
+      </w:pPr>
+      <w:r>
+        <w:rPr>
+          <w:sz w:val="24"/>
+          <w:szCs w:val="24"/>
+        </w:rPr>
+        <w:t>SOUND!!!!!</w:t>
+      </w:r>
+    </w:p>
+    <w:p>
+      <w:pPr>
+        <w:pStyle w:val="Listenabsatz"/>
+        <w:numPr>
+          <w:ilvl w:val="0"/>
+          <w:numId w:val="2"/>
+        </w:numPr>
+        <w:rPr>
+          <w:sz w:val="24"/>
+          <w:szCs w:val="24"/>
+        </w:rPr>
+      </w:pPr>
+      <w:r>
+        <w:rPr>
+          <w:sz w:val="24"/>
+          <w:szCs w:val="24"/>
+        </w:rPr>
+        <w:t>Alle Bugs weg</w:t>
+      </w:r>
+    </w:p>
+    <w:p>
+      <w:pPr>
+        <w:pStyle w:val="Listenabsatz"/>
+        <w:numPr>
+          <w:ilvl w:val="0"/>
+          <w:numId w:val="2"/>
+        </w:numPr>
+        <w:rPr>
+          <w:sz w:val="24"/>
+          <w:szCs w:val="24"/>
+        </w:rPr>
+      </w:pPr>
+      <w:r>
+        <w:rPr>
+          <w:sz w:val="24"/>
+          <w:szCs w:val="24"/>
+        </w:rPr>
+        <w:t xml:space="preserve">Und </w:t>
+      </w:r>
+      <w:r>
+        <w:rPr>
+          <w:sz w:val="24"/>
+          <w:szCs w:val="24"/>
+        </w:rPr>
+        <w:t xml:space="preserve">leichte Gameplay Anpassungen </w:t>
+      </w:r>
+    </w:p>
+    <w:p>
+      <w:pPr>
+        <w:pStyle w:val="Listenabsatz"/>
+        <w:rPr>
+          <w:sz w:val="24"/>
+          <w:szCs w:val="24"/>
+        </w:rPr>
+      </w:pPr>
+    </w:p>
+    <w:p>
+      <w:pPr>
+        <w:rPr>
+          <w:sz w:val="24"/>
+          <w:szCs w:val="24"/>
+        </w:rPr>
+      </w:pPr>
+      <w:r>
+        <w:rPr>
+          <w:rStyle w:val="berschrift2Zchn"/>
+          <w:color w:val="auto"/>
+          <w:sz w:val="36"/>
+          <w:szCs w:val="36"/>
+        </w:rPr>
+        <w:t>Probleme / Herausforderungen im Sprint</w:t>
+      </w:r>
+      <w:r>
+        <w:rPr>
+          <w:sz w:val="24"/>
+          <w:szCs w:val="24"/>
+        </w:rPr>
+        <w:t xml:space="preserve"> </w:t>
+      </w:r>
+    </w:p>
+    <w:p>
+      <w:pPr>
+        <w:pStyle w:val="Listenabsatz"/>
+        <w:numPr>
+          <w:ilvl w:val="0"/>
+          <w:numId w:val="4"/>
+        </w:numPr>
+        <w:rPr>
+          <w:sz w:val="24"/>
+          <w:szCs w:val="24"/>
+        </w:rPr>
+      </w:pPr>
+      <w:r>
+        <w:rPr>
+          <w:sz w:val="24"/>
+          <w:szCs w:val="24"/>
+        </w:rPr>
+        <w:t>Bugs fixen</w:t>
+      </w:r>
+    </w:p>
+    <w:p>
+      <w:pPr>
+        <w:rPr>
+          <w:sz w:val="24"/>
+          <w:szCs w:val="24"/>
+        </w:rPr>
+      </w:pPr>
+    </w:p>
+    <w:p>
+      <w:pPr>
+        <w:rPr>
+          <w:sz w:val="24"/>
+          <w:szCs w:val="24"/>
+        </w:rPr>
+      </w:pPr>
+      <w:r>
+        <w:rPr>
+          <w:rStyle w:val="berschrift2Zchn"/>
+          <w:color w:val="auto"/>
+          <w:sz w:val="36"/>
+          <w:szCs w:val="36"/>
+        </w:rPr>
+        <w:t>Kennzeichnung von Fremdcode / Hilfsmitteln</w:t>
+      </w:r>
+      <w:r>
+        <w:rPr>
+          <w:sz w:val="24"/>
+          <w:szCs w:val="24"/>
+        </w:rPr>
+        <w:t xml:space="preserve"> </w:t>
+      </w:r>
+    </w:p>
+    <w:p>
+      <w:pPr>
+        <w:pStyle w:val="Listenabsatz"/>
+        <w:numPr>
+          <w:ilvl w:val="0"/>
+          <w:numId w:val="5"/>
+        </w:numPr>
+        <w:rPr>
+          <w:sz w:val="24"/>
+          <w:szCs w:val="24"/>
+        </w:rPr>
+      </w:pPr>
+      <w:r>
+        <w:rPr>
+          <w:sz w:val="24"/>
+          <w:szCs w:val="24"/>
+        </w:rPr>
+        <w:t xml:space="preserve">Inspiration aus Prototypen </w:t>
+      </w:r>
+    </w:p>
+    <w:p>
+      <w:pPr>
+        <w:pStyle w:val="Listenabsatz"/>
+        <w:numPr>
+          <w:ilvl w:val="0"/>
+          <w:numId w:val="5"/>
+        </w:numPr>
+        <w:rPr>
+          <w:sz w:val="24"/>
+          <w:szCs w:val="24"/>
+        </w:rPr>
+      </w:pPr>
+      <w:r>
+        <w:rPr>
+          <w:sz w:val="24"/>
+          <w:szCs w:val="24"/>
+        </w:rPr>
+        <w:t xml:space="preserve">Teilweise Code/Ideen aus </w:t>
       </w:r>
       <w:proofErr w:type="spellStart"/>
       <w:r>
-        <w:t>LocalStorage</w:t>
+        <w:rPr>
+          <w:sz w:val="24"/>
+          <w:szCs w:val="24"/>
+        </w:rPr>
+        <w:t>Codepen</w:t>
       </w:r>
       <w:proofErr w:type="spellEnd"/>
       <w:r>
-        <w:t xml:space="preserve"> Meine Fortschritte in diesem Sprint • • • • Alle </w:t>
+        <w:rPr>
+          <w:sz w:val="24"/>
+          <w:szCs w:val="24"/>
+        </w:rPr>
+        <w:t xml:space="preserve"> (kommentiert) </w:t>
+      </w:r>
+    </w:p>
+    <w:p>
+      <w:pPr>
+        <w:pStyle w:val="Listenabsatz"/>
+        <w:numPr>
+          <w:ilvl w:val="0"/>
+          <w:numId w:val="5"/>
+        </w:numPr>
+        <w:rPr>
+          <w:sz w:val="24"/>
+          <w:szCs w:val="24"/>
+        </w:rPr>
+      </w:pPr>
+      <w:r>
+        <w:rPr>
+          <w:sz w:val="24"/>
+          <w:szCs w:val="24"/>
+        </w:rPr>
+        <w:t xml:space="preserve">KI-Unterstützung für Struktur und Formulierungen </w:t>
+      </w:r>
+    </w:p>
+    <w:p>
+      <w:pPr>
+        <w:rPr>
+          <w:sz w:val="24"/>
+          <w:szCs w:val="24"/>
+        </w:rPr>
+      </w:pPr>
+    </w:p>
+    <w:p>
+      <w:pPr>
+        <w:rPr>
+          <w:rStyle w:val="berschrift2Zchn"/>
+          <w:color w:val="auto"/>
+          <w:sz w:val="36"/>
+          <w:szCs w:val="36"/>
+        </w:rPr>
+      </w:pPr>
+      <w:r>
+        <w:rPr>
+          <w:rStyle w:val="berschrift2Zchn"/>
+          <w:color w:val="auto"/>
+          <w:sz w:val="36"/>
+          <w:szCs w:val="36"/>
+        </w:rPr>
+        <w:t>GIT-</w:t>
       </w:r>
       <w:proofErr w:type="spellStart"/>
       <w:r>
-        <w:t>level</w:t>
+        <w:rPr>
+          <w:rStyle w:val="berschrift2Zchn"/>
+          <w:color w:val="auto"/>
+          <w:sz w:val="36"/>
+          <w:szCs w:val="36"/>
+        </w:rPr>
+        <w:t>Commits</w:t>
       </w:r>
       <w:proofErr w:type="spellEnd"/>
-      <w:r>
-        <w:t xml:space="preserve"> fertig </w:t>
-      </w:r>
-      <w:proofErr w:type="spellStart"/>
-      <w:r>
-        <w:t>Localstorage</w:t>
-      </w:r>
-      <w:proofErr w:type="spellEnd"/>
-      <w:r>
-        <w:t xml:space="preserve"> Stil verändert Rules fix fertig Ziele für den nächsten Sprint • • Sound Letzter fein Schliff Probleme / Herausforderungen im Sprint • • JS hihi </w:t>
-      </w:r>
-      <w:proofErr w:type="spellStart"/>
-      <w:r>
-        <w:t>Localstorage</w:t>
-      </w:r>
-      <w:proofErr w:type="spellEnd"/>
-      <w:r>
-        <w:t xml:space="preserve"> Kennzeichnung von Fremdcode / Hilfsmitteln • • • Inspiration aus Prototypen Teilweise Code/Ideen aus </w:t>
-      </w:r>
-      <w:proofErr w:type="spellStart"/>
-      <w:r>
-        <w:t>Codepen</w:t>
-      </w:r>
-      <w:proofErr w:type="spellEnd"/>
-      <w:r>
-        <w:t xml:space="preserve"> (kommentiert) KI-Unterstützung für Struktur und Formulierungen GIT-</w:t>
-      </w:r>
-      <w:proofErr w:type="spellStart"/>
-      <w:r>
-        <w:t>Commits</w:t>
-      </w:r>
-      <w:proofErr w:type="spellEnd"/>
-      <w:r>
-        <w:t xml:space="preserve"> 1</w:t>
+    </w:p>
+    <w:p>
+      <w:pPr>
+        <w:rPr>
+          <w:sz w:val="24"/>
+          <w:szCs w:val="24"/>
+        </w:rPr>
+      </w:pPr>
+      <w:r>
+        <w:rPr>
+          <w:noProof/>
+          <w:sz w:val="24"/>
+          <w:szCs w:val="24"/>
+        </w:rPr>
+        <w:drawing>
+          <wp:inline distT="0" distB="0" distL="0" distR="0" wp14:anchorId="5ECBB27A" wp14:editId="701AD336">
+            <wp:extent cx="5132917" cy="3695700"/>
+            <wp:effectExtent l="0" t="0" r="0" b="0"/>
+            <wp:docPr id="663846597" name="Grafik 1"/>
+            <wp:cNvGraphicFramePr>
+              <a:graphicFrameLocks xmlns:a="http://schemas.openxmlformats.org/drawingml/2006/main" noChangeAspect="1"/>
+            </wp:cNvGraphicFramePr>
+            <a:graphic xmlns:a="http://schemas.openxmlformats.org/drawingml/2006/main">
+              <a:graphicData uri="http://schemas.openxmlformats.org/drawingml/2006/picture">
+                <pic:pic xmlns:pic="http://schemas.openxmlformats.org/drawingml/2006/picture">
+                  <pic:nvPicPr>
+                    <pic:cNvPr id="0" name="Picture 1"/>
+                    <pic:cNvPicPr>
+                      <a:picLocks noChangeAspect="1" noChangeArrowheads="1"/>
+                    </pic:cNvPicPr>
+                  </pic:nvPicPr>
+                  <pic:blipFill>
+                    <a:blip r:embed="rId7">
+                      <a:extLst>
+                        <a:ext uri="{28A0092B-C50C-407E-A947-70E740481C1C}">
+                          <a14:useLocalDpi xmlns:a14="http://schemas.microsoft.com/office/drawing/2010/main" val="0"/>
+                        </a:ext>
+                      </a:extLst>
+                    </a:blip>
+                    <a:srcRect/>
+                    <a:stretch>
+                      <a:fillRect/>
+                    </a:stretch>
+                  </pic:blipFill>
+                  <pic:spPr bwMode="auto">
+                    <a:xfrm>
+                      <a:off x="0" y="0"/>
+                      <a:ext cx="5133749" cy="3696299"/>
+                    </a:xfrm>
+                    <a:prstGeom prst="rect">
+                      <a:avLst/>
+                    </a:prstGeom>
+                    <a:noFill/>
+                    <a:ln>
+                      <a:noFill/>
+                    </a:ln>
+                  </pic:spPr>
+                </pic:pic>
+              </a:graphicData>
+            </a:graphic>
+          </wp:inline>
+        </w:drawing>
       </w:r>
     </w:p>
     <w:sectPr>
+      <w:footerReference w:type="default" r:id="rId8"/>
       <w:pgSz w:w="11906" w:h="16838"/>
       <w:pgMar w:top="1417" w:right="1417" w:bottom="1134" w:left="1417" w:header="708" w:footer="708" w:gutter="0"/>
       <w:cols w:space="708"/>
@@ -63,6 +521,678 @@
     </w:sectPr>
   </w:body>
 </w:document>
+</file>
+
+<file path=word/endnotes.xml><?xml version="1.0" encoding="utf-8"?>
+<w:endnotes xmlns:wpc="http://schemas.microsoft.com/office/word/2010/wordprocessingCanvas" xmlns:cx="http://schemas.microsoft.com/office/drawing/2014/chartex" xmlns:cx1="http://schemas.microsoft.com/office/drawing/2015/9/8/chartex" xmlns:cx2="http://schemas.microsoft.com/office/drawing/2015/10/21/chartex" xmlns:cx3="http://schemas.microsoft.com/office/drawing/2016/5/9/chartex" xmlns:cx4="http://schemas.microsoft.com/office/drawing/2016/5/10/chartex" xmlns:cx5="http://schemas.microsoft.com/office/drawing/2016/5/11/chartex" xmlns:cx6="http://schemas.microsoft.com/office/drawing/2016/5/12/chartex" xmlns:cx7="http://schemas.microsoft.com/office/drawing/2016/5/13/chartex" xmlns:cx8="http://schemas.microsoft.com/office/drawing/2016/5/14/chartex" xmlns:mc="http://schemas.openxmlformats.org/markup-compatibility/2006" xmlns:aink="http://schemas.microsoft.com/office/drawing/2016/ink" xmlns:am3d="http://schemas.microsoft.com/office/drawing/2017/model3d" xmlns:o="urn:schemas-microsoft-com:office:office" xmlns:oel="http://schemas.microsoft.com/office/2019/extlst" xmlns:r="http://schemas.openxmlformats.org/officeDocument/2006/relationships" xmlns:m="http://schemas.openxmlformats.org/officeDocument/2006/math" xmlns:v="urn:schemas-microsoft-com:vml" xmlns:wp14="http://schemas.microsoft.com/office/word/2010/wordprocessingDrawing" xmlns:wp="http://schemas.openxmlformats.org/drawingml/2006/wordprocessingDrawing" xmlns:w10="urn:schemas-microsoft-com:office:word" xmlns:w="http://schemas.openxmlformats.org/wordprocessingml/2006/main" xmlns:w14="http://schemas.microsoft.com/office/word/2010/wordml" xmlns:w15="http://schemas.microsoft.com/office/word/2012/wordml" xmlns:w16cex="http://schemas.microsoft.com/office/word/2018/wordml/cex" xmlns:w16cid="http://schemas.microsoft.com/office/word/2016/wordml/cid" xmlns:w16="http://schemas.microsoft.com/office/word/2018/wordml" xmlns:w16du="http://schemas.microsoft.com/office/word/2023/wordml/word16du" xmlns:w16sdtdh="http://schemas.microsoft.com/office/word/2020/wordml/sdtdatahash" xmlns:w16sdtfl="http://schemas.microsoft.com/office/word/2024/wordml/sdtformatlock" xmlns:w16se="http://schemas.microsoft.com/office/word/2015/wordml/symex" xmlns:wpg="http://schemas.microsoft.com/office/word/2010/wordprocessingGroup" xmlns:wpi="http://schemas.microsoft.com/office/word/2010/wordprocessingInk" xmlns:wne="http://schemas.microsoft.com/office/word/2006/wordml" xmlns:wps="http://schemas.microsoft.com/office/word/2010/wordprocessingShape" mc:Ignorable="w14 w15 w16se w16cid w16 w16cex w16sdtdh w16sdtfl w16du wp14">
+  <w:endnote w:type="separator" w:id="-1">
+    <w:p>
+      <w:r>
+        <w:separator/>
+      </w:r>
+    </w:p>
+  </w:endnote>
+  <w:endnote w:type="continuationSeparator" w:id="0">
+    <w:p>
+      <w:r>
+        <w:continuationSeparator/>
+      </w:r>
+    </w:p>
+  </w:endnote>
+</w:endnotes>
+</file>
+
+<file path=word/footer1.xml><?xml version="1.0" encoding="utf-8"?>
+<w:ftr xmlns:wpc="http://schemas.microsoft.com/office/word/2010/wordprocessingCanvas" xmlns:cx="http://schemas.microsoft.com/office/drawing/2014/chartex" xmlns:cx1="http://schemas.microsoft.com/office/drawing/2015/9/8/chartex" xmlns:cx2="http://schemas.microsoft.com/office/drawing/2015/10/21/chartex" xmlns:cx3="http://schemas.microsoft.com/office/drawing/2016/5/9/chartex" xmlns:cx4="http://schemas.microsoft.com/office/drawing/2016/5/10/chartex" xmlns:cx5="http://schemas.microsoft.com/office/drawing/2016/5/11/chartex" xmlns:cx6="http://schemas.microsoft.com/office/drawing/2016/5/12/chartex" xmlns:cx7="http://schemas.microsoft.com/office/drawing/2016/5/13/chartex" xmlns:cx8="http://schemas.microsoft.com/office/drawing/2016/5/14/chartex" xmlns:mc="http://schemas.openxmlformats.org/markup-compatibility/2006" xmlns:aink="http://schemas.microsoft.com/office/drawing/2016/ink" xmlns:am3d="http://schemas.microsoft.com/office/drawing/2017/model3d" xmlns:o="urn:schemas-microsoft-com:office:office" xmlns:oel="http://schemas.microsoft.com/office/2019/extlst" xmlns:r="http://schemas.openxmlformats.org/officeDocument/2006/relationships" xmlns:m="http://schemas.openxmlformats.org/officeDocument/2006/math" xmlns:v="urn:schemas-microsoft-com:vml" xmlns:wp14="http://schemas.microsoft.com/office/word/2010/wordprocessingDrawing" xmlns:wp="http://schemas.openxmlformats.org/drawingml/2006/wordprocessingDrawing" xmlns:w10="urn:schemas-microsoft-com:office:word" xmlns:w="http://schemas.openxmlformats.org/wordprocessingml/2006/main" xmlns:w14="http://schemas.microsoft.com/office/word/2010/wordml" xmlns:w15="http://schemas.microsoft.com/office/word/2012/wordml" xmlns:w16cex="http://schemas.microsoft.com/office/word/2018/wordml/cex" xmlns:w16cid="http://schemas.microsoft.com/office/word/2016/wordml/cid" xmlns:w16="http://schemas.microsoft.com/office/word/2018/wordml" xmlns:w16du="http://schemas.microsoft.com/office/word/2023/wordml/word16du" xmlns:w16sdtdh="http://schemas.microsoft.com/office/word/2020/wordml/sdtdatahash" xmlns:w16sdtfl="http://schemas.microsoft.com/office/word/2024/wordml/sdtformatlock" xmlns:w16se="http://schemas.microsoft.com/office/word/2015/wordml/symex" xmlns:wpg="http://schemas.microsoft.com/office/word/2010/wordprocessingGroup" xmlns:wpi="http://schemas.microsoft.com/office/word/2010/wordprocessingInk" xmlns:wne="http://schemas.microsoft.com/office/word/2006/wordml" xmlns:wps="http://schemas.microsoft.com/office/word/2010/wordprocessingShape" mc:Ignorable="w14 w15 w16se w16cid w16 w16cex w16sdtdh w16sdtfl w16du wp14">
+  <w:p>
+    <w:pPr>
+      <w:pStyle w:val="Fuzeile"/>
+      <w:rPr>
+        <w:lang w:val="de-DE"/>
+      </w:rPr>
+    </w:pPr>
+    <w:r>
+      <w:rPr>
+        <w:lang w:val="de-DE"/>
+      </w:rPr>
+      <w:tab/>
+    </w:r>
+    <w:r>
+      <w:rPr>
+        <w:lang w:val="de-DE"/>
+      </w:rPr>
+      <w:fldChar w:fldCharType="begin"/>
+    </w:r>
+    <w:r>
+      <w:rPr>
+        <w:lang w:val="de-DE"/>
+      </w:rPr>
+      <w:instrText>PAGE   \* MERGEFORMAT</w:instrText>
+    </w:r>
+    <w:r>
+      <w:rPr>
+        <w:lang w:val="de-DE"/>
+      </w:rPr>
+      <w:fldChar w:fldCharType="separate"/>
+    </w:r>
+    <w:r>
+      <w:rPr>
+        <w:lang w:val="de-DE"/>
+      </w:rPr>
+      <w:t>1</w:t>
+    </w:r>
+    <w:r>
+      <w:rPr>
+        <w:lang w:val="de-DE"/>
+      </w:rPr>
+      <w:fldChar w:fldCharType="end"/>
+    </w:r>
+  </w:p>
+</w:ftr>
+</file>
+
+<file path=word/footnotes.xml><?xml version="1.0" encoding="utf-8"?>
+<w:footnotes xmlns:wpc="http://schemas.microsoft.com/office/word/2010/wordprocessingCanvas" xmlns:cx="http://schemas.microsoft.com/office/drawing/2014/chartex" xmlns:cx1="http://schemas.microsoft.com/office/drawing/2015/9/8/chartex" xmlns:cx2="http://schemas.microsoft.com/office/drawing/2015/10/21/chartex" xmlns:cx3="http://schemas.microsoft.com/office/drawing/2016/5/9/chartex" xmlns:cx4="http://schemas.microsoft.com/office/drawing/2016/5/10/chartex" xmlns:cx5="http://schemas.microsoft.com/office/drawing/2016/5/11/chartex" xmlns:cx6="http://schemas.microsoft.com/office/drawing/2016/5/12/chartex" xmlns:cx7="http://schemas.microsoft.com/office/drawing/2016/5/13/chartex" xmlns:cx8="http://schemas.microsoft.com/office/drawing/2016/5/14/chartex" xmlns:mc="http://schemas.openxmlformats.org/markup-compatibility/2006" xmlns:aink="http://schemas.microsoft.com/office/drawing/2016/ink" xmlns:am3d="http://schemas.microsoft.com/office/drawing/2017/model3d" xmlns:o="urn:schemas-microsoft-com:office:office" xmlns:oel="http://schemas.microsoft.com/office/2019/extlst" xmlns:r="http://schemas.openxmlformats.org/officeDocument/2006/relationships" xmlns:m="http://schemas.openxmlformats.org/officeDocument/2006/math" xmlns:v="urn:schemas-microsoft-com:vml" xmlns:wp14="http://schemas.microsoft.com/office/word/2010/wordprocessingDrawing" xmlns:wp="http://schemas.openxmlformats.org/drawingml/2006/wordprocessingDrawing" xmlns:w10="urn:schemas-microsoft-com:office:word" xmlns:w="http://schemas.openxmlformats.org/wordprocessingml/2006/main" xmlns:w14="http://schemas.microsoft.com/office/word/2010/wordml" xmlns:w15="http://schemas.microsoft.com/office/word/2012/wordml" xmlns:w16cex="http://schemas.microsoft.com/office/word/2018/wordml/cex" xmlns:w16cid="http://schemas.microsoft.com/office/word/2016/wordml/cid" xmlns:w16="http://schemas.microsoft.com/office/word/2018/wordml" xmlns:w16du="http://schemas.microsoft.com/office/word/2023/wordml/word16du" xmlns:w16sdtdh="http://schemas.microsoft.com/office/word/2020/wordml/sdtdatahash" xmlns:w16sdtfl="http://schemas.microsoft.com/office/word/2024/wordml/sdtformatlock" xmlns:w16se="http://schemas.microsoft.com/office/word/2015/wordml/symex" xmlns:wpg="http://schemas.microsoft.com/office/word/2010/wordprocessingGroup" xmlns:wpi="http://schemas.microsoft.com/office/word/2010/wordprocessingInk" xmlns:wne="http://schemas.microsoft.com/office/word/2006/wordml" xmlns:wps="http://schemas.microsoft.com/office/word/2010/wordprocessingShape" mc:Ignorable="w14 w15 w16se w16cid w16 w16cex w16sdtdh w16sdtfl w16du wp14">
+  <w:footnote w:type="separator" w:id="-1">
+    <w:p>
+      <w:r>
+        <w:separator/>
+      </w:r>
+    </w:p>
+  </w:footnote>
+  <w:footnote w:type="continuationSeparator" w:id="0">
+    <w:p>
+      <w:r>
+        <w:continuationSeparator/>
+      </w:r>
+    </w:p>
+  </w:footnote>
+</w:footnotes>
+</file>
+
+<file path=word/numbering.xml><?xml version="1.0" encoding="utf-8"?>
+<w:numbering xmlns:wpc="http://schemas.microsoft.com/office/word/2010/wordprocessingCanvas" xmlns:cx="http://schemas.microsoft.com/office/drawing/2014/chartex" xmlns:cx1="http://schemas.microsoft.com/office/drawing/2015/9/8/chartex" xmlns:cx2="http://schemas.microsoft.com/office/drawing/2015/10/21/chartex" xmlns:cx3="http://schemas.microsoft.com/office/drawing/2016/5/9/chartex" xmlns:cx4="http://schemas.microsoft.com/office/drawing/2016/5/10/chartex" xmlns:cx5="http://schemas.microsoft.com/office/drawing/2016/5/11/chartex" xmlns:cx6="http://schemas.microsoft.com/office/drawing/2016/5/12/chartex" xmlns:cx7="http://schemas.microsoft.com/office/drawing/2016/5/13/chartex" xmlns:cx8="http://schemas.microsoft.com/office/drawing/2016/5/14/chartex" xmlns:mc="http://schemas.openxmlformats.org/markup-compatibility/2006" xmlns:aink="http://schemas.microsoft.com/office/drawing/2016/ink" xmlns:am3d="http://schemas.microsoft.com/office/drawing/2017/model3d" xmlns:o="urn:schemas-microsoft-com:office:office" xmlns:oel="http://schemas.microsoft.com/office/2019/extlst" xmlns:r="http://schemas.openxmlformats.org/officeDocument/2006/relationships" xmlns:m="http://schemas.openxmlformats.org/officeDocument/2006/math" xmlns:v="urn:schemas-microsoft-com:vml" xmlns:wp14="http://schemas.microsoft.com/office/word/2010/wordprocessingDrawing" xmlns:wp="http://schemas.openxmlformats.org/drawingml/2006/wordprocessingDrawing" xmlns:w10="urn:schemas-microsoft-com:office:word" xmlns:w="http://schemas.openxmlformats.org/wordprocessingml/2006/main" xmlns:w14="http://schemas.microsoft.com/office/word/2010/wordml" xmlns:w15="http://schemas.microsoft.com/office/word/2012/wordml" xmlns:w16cex="http://schemas.microsoft.com/office/word/2018/wordml/cex" xmlns:w16cid="http://schemas.microsoft.com/office/word/2016/wordml/cid" xmlns:w16="http://schemas.microsoft.com/office/word/2018/wordml" xmlns:w16du="http://schemas.microsoft.com/office/word/2023/wordml/word16du" xmlns:w16sdtdh="http://schemas.microsoft.com/office/word/2020/wordml/sdtdatahash" xmlns:w16sdtfl="http://schemas.microsoft.com/office/word/2024/wordml/sdtformatlock" xmlns:w16se="http://schemas.microsoft.com/office/word/2015/wordml/symex" xmlns:wpg="http://schemas.microsoft.com/office/word/2010/wordprocessingGroup" xmlns:wpi="http://schemas.microsoft.com/office/word/2010/wordprocessingInk" xmlns:wne="http://schemas.microsoft.com/office/word/2006/wordml" xmlns:wps="http://schemas.microsoft.com/office/word/2010/wordprocessingShape" mc:Ignorable="w14 w15 w16se w16cid w16 w16cex w16sdtdh w16sdtfl w16du wp14">
+  <w:abstractNum w:abstractNumId="0" w15:restartNumberingAfterBreak="0">
+    <w:nsid w:val="1A125BBF"/>
+    <w:multiLevelType w:val="hybridMultilevel"/>
+    <w:tmpl w:val="E812BE54"/>
+    <w:lvl w:ilvl="0" w:tplc="0C070001">
+      <w:start w:val="1"/>
+      <w:numFmt w:val="bullet"/>
+      <w:lvlText w:val=""/>
+      <w:lvlJc w:val="left"/>
+      <w:pPr>
+        <w:ind w:left="720" w:hanging="360"/>
+      </w:pPr>
+      <w:rPr>
+        <w:rFonts w:ascii="Symbol" w:hAnsi="Symbol" w:hint="default"/>
+      </w:rPr>
+    </w:lvl>
+    <w:lvl w:ilvl="1" w:tplc="0C070003" w:tentative="1">
+      <w:start w:val="1"/>
+      <w:numFmt w:val="bullet"/>
+      <w:lvlText w:val="o"/>
+      <w:lvlJc w:val="left"/>
+      <w:pPr>
+        <w:ind w:left="1440" w:hanging="360"/>
+      </w:pPr>
+      <w:rPr>
+        <w:rFonts w:ascii="Courier New" w:hAnsi="Courier New" w:cs="Courier New" w:hint="default"/>
+      </w:rPr>
+    </w:lvl>
+    <w:lvl w:ilvl="2" w:tplc="0C070005" w:tentative="1">
+      <w:start w:val="1"/>
+      <w:numFmt w:val="bullet"/>
+      <w:lvlText w:val=""/>
+      <w:lvlJc w:val="left"/>
+      <w:pPr>
+        <w:ind w:left="2160" w:hanging="360"/>
+      </w:pPr>
+      <w:rPr>
+        <w:rFonts w:ascii="Wingdings" w:hAnsi="Wingdings" w:hint="default"/>
+      </w:rPr>
+    </w:lvl>
+    <w:lvl w:ilvl="3" w:tplc="0C070001" w:tentative="1">
+      <w:start w:val="1"/>
+      <w:numFmt w:val="bullet"/>
+      <w:lvlText w:val=""/>
+      <w:lvlJc w:val="left"/>
+      <w:pPr>
+        <w:ind w:left="2880" w:hanging="360"/>
+      </w:pPr>
+      <w:rPr>
+        <w:rFonts w:ascii="Symbol" w:hAnsi="Symbol" w:hint="default"/>
+      </w:rPr>
+    </w:lvl>
+    <w:lvl w:ilvl="4" w:tplc="0C070003" w:tentative="1">
+      <w:start w:val="1"/>
+      <w:numFmt w:val="bullet"/>
+      <w:lvlText w:val="o"/>
+      <w:lvlJc w:val="left"/>
+      <w:pPr>
+        <w:ind w:left="3600" w:hanging="360"/>
+      </w:pPr>
+      <w:rPr>
+        <w:rFonts w:ascii="Courier New" w:hAnsi="Courier New" w:cs="Courier New" w:hint="default"/>
+      </w:rPr>
+    </w:lvl>
+    <w:lvl w:ilvl="5" w:tplc="0C070005" w:tentative="1">
+      <w:start w:val="1"/>
+      <w:numFmt w:val="bullet"/>
+      <w:lvlText w:val=""/>
+      <w:lvlJc w:val="left"/>
+      <w:pPr>
+        <w:ind w:left="4320" w:hanging="360"/>
+      </w:pPr>
+      <w:rPr>
+        <w:rFonts w:ascii="Wingdings" w:hAnsi="Wingdings" w:hint="default"/>
+      </w:rPr>
+    </w:lvl>
+    <w:lvl w:ilvl="6" w:tplc="0C070001" w:tentative="1">
+      <w:start w:val="1"/>
+      <w:numFmt w:val="bullet"/>
+      <w:lvlText w:val=""/>
+      <w:lvlJc w:val="left"/>
+      <w:pPr>
+        <w:ind w:left="5040" w:hanging="360"/>
+      </w:pPr>
+      <w:rPr>
+        <w:rFonts w:ascii="Symbol" w:hAnsi="Symbol" w:hint="default"/>
+      </w:rPr>
+    </w:lvl>
+    <w:lvl w:ilvl="7" w:tplc="0C070003" w:tentative="1">
+      <w:start w:val="1"/>
+      <w:numFmt w:val="bullet"/>
+      <w:lvlText w:val="o"/>
+      <w:lvlJc w:val="left"/>
+      <w:pPr>
+        <w:ind w:left="5760" w:hanging="360"/>
+      </w:pPr>
+      <w:rPr>
+        <w:rFonts w:ascii="Courier New" w:hAnsi="Courier New" w:cs="Courier New" w:hint="default"/>
+      </w:rPr>
+    </w:lvl>
+    <w:lvl w:ilvl="8" w:tplc="0C070005" w:tentative="1">
+      <w:start w:val="1"/>
+      <w:numFmt w:val="bullet"/>
+      <w:lvlText w:val=""/>
+      <w:lvlJc w:val="left"/>
+      <w:pPr>
+        <w:ind w:left="6480" w:hanging="360"/>
+      </w:pPr>
+      <w:rPr>
+        <w:rFonts w:ascii="Wingdings" w:hAnsi="Wingdings" w:hint="default"/>
+      </w:rPr>
+    </w:lvl>
+  </w:abstractNum>
+  <w:abstractNum w:abstractNumId="1" w15:restartNumberingAfterBreak="0">
+    <w:nsid w:val="1A6A1D82"/>
+    <w:multiLevelType w:val="hybridMultilevel"/>
+    <w:tmpl w:val="83421588"/>
+    <w:lvl w:ilvl="0" w:tplc="0C070001">
+      <w:start w:val="1"/>
+      <w:numFmt w:val="bullet"/>
+      <w:lvlText w:val=""/>
+      <w:lvlJc w:val="left"/>
+      <w:pPr>
+        <w:ind w:left="720" w:hanging="360"/>
+      </w:pPr>
+      <w:rPr>
+        <w:rFonts w:ascii="Symbol" w:hAnsi="Symbol" w:hint="default"/>
+      </w:rPr>
+    </w:lvl>
+    <w:lvl w:ilvl="1" w:tplc="0C070003" w:tentative="1">
+      <w:start w:val="1"/>
+      <w:numFmt w:val="bullet"/>
+      <w:lvlText w:val="o"/>
+      <w:lvlJc w:val="left"/>
+      <w:pPr>
+        <w:ind w:left="1440" w:hanging="360"/>
+      </w:pPr>
+      <w:rPr>
+        <w:rFonts w:ascii="Courier New" w:hAnsi="Courier New" w:cs="Courier New" w:hint="default"/>
+      </w:rPr>
+    </w:lvl>
+    <w:lvl w:ilvl="2" w:tplc="0C070005" w:tentative="1">
+      <w:start w:val="1"/>
+      <w:numFmt w:val="bullet"/>
+      <w:lvlText w:val=""/>
+      <w:lvlJc w:val="left"/>
+      <w:pPr>
+        <w:ind w:left="2160" w:hanging="360"/>
+      </w:pPr>
+      <w:rPr>
+        <w:rFonts w:ascii="Wingdings" w:hAnsi="Wingdings" w:hint="default"/>
+      </w:rPr>
+    </w:lvl>
+    <w:lvl w:ilvl="3" w:tplc="0C070001" w:tentative="1">
+      <w:start w:val="1"/>
+      <w:numFmt w:val="bullet"/>
+      <w:lvlText w:val=""/>
+      <w:lvlJc w:val="left"/>
+      <w:pPr>
+        <w:ind w:left="2880" w:hanging="360"/>
+      </w:pPr>
+      <w:rPr>
+        <w:rFonts w:ascii="Symbol" w:hAnsi="Symbol" w:hint="default"/>
+      </w:rPr>
+    </w:lvl>
+    <w:lvl w:ilvl="4" w:tplc="0C070003" w:tentative="1">
+      <w:start w:val="1"/>
+      <w:numFmt w:val="bullet"/>
+      <w:lvlText w:val="o"/>
+      <w:lvlJc w:val="left"/>
+      <w:pPr>
+        <w:ind w:left="3600" w:hanging="360"/>
+      </w:pPr>
+      <w:rPr>
+        <w:rFonts w:ascii="Courier New" w:hAnsi="Courier New" w:cs="Courier New" w:hint="default"/>
+      </w:rPr>
+    </w:lvl>
+    <w:lvl w:ilvl="5" w:tplc="0C070005" w:tentative="1">
+      <w:start w:val="1"/>
+      <w:numFmt w:val="bullet"/>
+      <w:lvlText w:val=""/>
+      <w:lvlJc w:val="left"/>
+      <w:pPr>
+        <w:ind w:left="4320" w:hanging="360"/>
+      </w:pPr>
+      <w:rPr>
+        <w:rFonts w:ascii="Wingdings" w:hAnsi="Wingdings" w:hint="default"/>
+      </w:rPr>
+    </w:lvl>
+    <w:lvl w:ilvl="6" w:tplc="0C070001" w:tentative="1">
+      <w:start w:val="1"/>
+      <w:numFmt w:val="bullet"/>
+      <w:lvlText w:val=""/>
+      <w:lvlJc w:val="left"/>
+      <w:pPr>
+        <w:ind w:left="5040" w:hanging="360"/>
+      </w:pPr>
+      <w:rPr>
+        <w:rFonts w:ascii="Symbol" w:hAnsi="Symbol" w:hint="default"/>
+      </w:rPr>
+    </w:lvl>
+    <w:lvl w:ilvl="7" w:tplc="0C070003" w:tentative="1">
+      <w:start w:val="1"/>
+      <w:numFmt w:val="bullet"/>
+      <w:lvlText w:val="o"/>
+      <w:lvlJc w:val="left"/>
+      <w:pPr>
+        <w:ind w:left="5760" w:hanging="360"/>
+      </w:pPr>
+      <w:rPr>
+        <w:rFonts w:ascii="Courier New" w:hAnsi="Courier New" w:cs="Courier New" w:hint="default"/>
+      </w:rPr>
+    </w:lvl>
+    <w:lvl w:ilvl="8" w:tplc="0C070005" w:tentative="1">
+      <w:start w:val="1"/>
+      <w:numFmt w:val="bullet"/>
+      <w:lvlText w:val=""/>
+      <w:lvlJc w:val="left"/>
+      <w:pPr>
+        <w:ind w:left="6480" w:hanging="360"/>
+      </w:pPr>
+      <w:rPr>
+        <w:rFonts w:ascii="Wingdings" w:hAnsi="Wingdings" w:hint="default"/>
+      </w:rPr>
+    </w:lvl>
+  </w:abstractNum>
+  <w:abstractNum w:abstractNumId="2" w15:restartNumberingAfterBreak="0">
+    <w:nsid w:val="491F736A"/>
+    <w:multiLevelType w:val="hybridMultilevel"/>
+    <w:tmpl w:val="E0E09FAE"/>
+    <w:lvl w:ilvl="0" w:tplc="0C070001">
+      <w:start w:val="1"/>
+      <w:numFmt w:val="bullet"/>
+      <w:lvlText w:val=""/>
+      <w:lvlJc w:val="left"/>
+      <w:pPr>
+        <w:ind w:left="720" w:hanging="360"/>
+      </w:pPr>
+      <w:rPr>
+        <w:rFonts w:ascii="Symbol" w:hAnsi="Symbol" w:hint="default"/>
+      </w:rPr>
+    </w:lvl>
+    <w:lvl w:ilvl="1" w:tplc="0C070003" w:tentative="1">
+      <w:start w:val="1"/>
+      <w:numFmt w:val="bullet"/>
+      <w:lvlText w:val="o"/>
+      <w:lvlJc w:val="left"/>
+      <w:pPr>
+        <w:ind w:left="1440" w:hanging="360"/>
+      </w:pPr>
+      <w:rPr>
+        <w:rFonts w:ascii="Courier New" w:hAnsi="Courier New" w:cs="Courier New" w:hint="default"/>
+      </w:rPr>
+    </w:lvl>
+    <w:lvl w:ilvl="2" w:tplc="0C070005" w:tentative="1">
+      <w:start w:val="1"/>
+      <w:numFmt w:val="bullet"/>
+      <w:lvlText w:val=""/>
+      <w:lvlJc w:val="left"/>
+      <w:pPr>
+        <w:ind w:left="2160" w:hanging="360"/>
+      </w:pPr>
+      <w:rPr>
+        <w:rFonts w:ascii="Wingdings" w:hAnsi="Wingdings" w:hint="default"/>
+      </w:rPr>
+    </w:lvl>
+    <w:lvl w:ilvl="3" w:tplc="0C070001" w:tentative="1">
+      <w:start w:val="1"/>
+      <w:numFmt w:val="bullet"/>
+      <w:lvlText w:val=""/>
+      <w:lvlJc w:val="left"/>
+      <w:pPr>
+        <w:ind w:left="2880" w:hanging="360"/>
+      </w:pPr>
+      <w:rPr>
+        <w:rFonts w:ascii="Symbol" w:hAnsi="Symbol" w:hint="default"/>
+      </w:rPr>
+    </w:lvl>
+    <w:lvl w:ilvl="4" w:tplc="0C070003" w:tentative="1">
+      <w:start w:val="1"/>
+      <w:numFmt w:val="bullet"/>
+      <w:lvlText w:val="o"/>
+      <w:lvlJc w:val="left"/>
+      <w:pPr>
+        <w:ind w:left="3600" w:hanging="360"/>
+      </w:pPr>
+      <w:rPr>
+        <w:rFonts w:ascii="Courier New" w:hAnsi="Courier New" w:cs="Courier New" w:hint="default"/>
+      </w:rPr>
+    </w:lvl>
+    <w:lvl w:ilvl="5" w:tplc="0C070005" w:tentative="1">
+      <w:start w:val="1"/>
+      <w:numFmt w:val="bullet"/>
+      <w:lvlText w:val=""/>
+      <w:lvlJc w:val="left"/>
+      <w:pPr>
+        <w:ind w:left="4320" w:hanging="360"/>
+      </w:pPr>
+      <w:rPr>
+        <w:rFonts w:ascii="Wingdings" w:hAnsi="Wingdings" w:hint="default"/>
+      </w:rPr>
+    </w:lvl>
+    <w:lvl w:ilvl="6" w:tplc="0C070001" w:tentative="1">
+      <w:start w:val="1"/>
+      <w:numFmt w:val="bullet"/>
+      <w:lvlText w:val=""/>
+      <w:lvlJc w:val="left"/>
+      <w:pPr>
+        <w:ind w:left="5040" w:hanging="360"/>
+      </w:pPr>
+      <w:rPr>
+        <w:rFonts w:ascii="Symbol" w:hAnsi="Symbol" w:hint="default"/>
+      </w:rPr>
+    </w:lvl>
+    <w:lvl w:ilvl="7" w:tplc="0C070003" w:tentative="1">
+      <w:start w:val="1"/>
+      <w:numFmt w:val="bullet"/>
+      <w:lvlText w:val="o"/>
+      <w:lvlJc w:val="left"/>
+      <w:pPr>
+        <w:ind w:left="5760" w:hanging="360"/>
+      </w:pPr>
+      <w:rPr>
+        <w:rFonts w:ascii="Courier New" w:hAnsi="Courier New" w:cs="Courier New" w:hint="default"/>
+      </w:rPr>
+    </w:lvl>
+    <w:lvl w:ilvl="8" w:tplc="0C070005" w:tentative="1">
+      <w:start w:val="1"/>
+      <w:numFmt w:val="bullet"/>
+      <w:lvlText w:val=""/>
+      <w:lvlJc w:val="left"/>
+      <w:pPr>
+        <w:ind w:left="6480" w:hanging="360"/>
+      </w:pPr>
+      <w:rPr>
+        <w:rFonts w:ascii="Wingdings" w:hAnsi="Wingdings" w:hint="default"/>
+      </w:rPr>
+    </w:lvl>
+  </w:abstractNum>
+  <w:abstractNum w:abstractNumId="3" w15:restartNumberingAfterBreak="0">
+    <w:nsid w:val="52041A61"/>
+    <w:multiLevelType w:val="hybridMultilevel"/>
+    <w:tmpl w:val="4D60B262"/>
+    <w:lvl w:ilvl="0" w:tplc="0C070001">
+      <w:start w:val="1"/>
+      <w:numFmt w:val="bullet"/>
+      <w:lvlText w:val=""/>
+      <w:lvlJc w:val="left"/>
+      <w:pPr>
+        <w:ind w:left="720" w:hanging="360"/>
+      </w:pPr>
+      <w:rPr>
+        <w:rFonts w:ascii="Symbol" w:hAnsi="Symbol" w:hint="default"/>
+      </w:rPr>
+    </w:lvl>
+    <w:lvl w:ilvl="1" w:tplc="0C070003" w:tentative="1">
+      <w:start w:val="1"/>
+      <w:numFmt w:val="bullet"/>
+      <w:lvlText w:val="o"/>
+      <w:lvlJc w:val="left"/>
+      <w:pPr>
+        <w:ind w:left="1440" w:hanging="360"/>
+      </w:pPr>
+      <w:rPr>
+        <w:rFonts w:ascii="Courier New" w:hAnsi="Courier New" w:cs="Courier New" w:hint="default"/>
+      </w:rPr>
+    </w:lvl>
+    <w:lvl w:ilvl="2" w:tplc="0C070005" w:tentative="1">
+      <w:start w:val="1"/>
+      <w:numFmt w:val="bullet"/>
+      <w:lvlText w:val=""/>
+      <w:lvlJc w:val="left"/>
+      <w:pPr>
+        <w:ind w:left="2160" w:hanging="360"/>
+      </w:pPr>
+      <w:rPr>
+        <w:rFonts w:ascii="Wingdings" w:hAnsi="Wingdings" w:hint="default"/>
+      </w:rPr>
+    </w:lvl>
+    <w:lvl w:ilvl="3" w:tplc="0C070001" w:tentative="1">
+      <w:start w:val="1"/>
+      <w:numFmt w:val="bullet"/>
+      <w:lvlText w:val=""/>
+      <w:lvlJc w:val="left"/>
+      <w:pPr>
+        <w:ind w:left="2880" w:hanging="360"/>
+      </w:pPr>
+      <w:rPr>
+        <w:rFonts w:ascii="Symbol" w:hAnsi="Symbol" w:hint="default"/>
+      </w:rPr>
+    </w:lvl>
+    <w:lvl w:ilvl="4" w:tplc="0C070003" w:tentative="1">
+      <w:start w:val="1"/>
+      <w:numFmt w:val="bullet"/>
+      <w:lvlText w:val="o"/>
+      <w:lvlJc w:val="left"/>
+      <w:pPr>
+        <w:ind w:left="3600" w:hanging="360"/>
+      </w:pPr>
+      <w:rPr>
+        <w:rFonts w:ascii="Courier New" w:hAnsi="Courier New" w:cs="Courier New" w:hint="default"/>
+      </w:rPr>
+    </w:lvl>
+    <w:lvl w:ilvl="5" w:tplc="0C070005" w:tentative="1">
+      <w:start w:val="1"/>
+      <w:numFmt w:val="bullet"/>
+      <w:lvlText w:val=""/>
+      <w:lvlJc w:val="left"/>
+      <w:pPr>
+        <w:ind w:left="4320" w:hanging="360"/>
+      </w:pPr>
+      <w:rPr>
+        <w:rFonts w:ascii="Wingdings" w:hAnsi="Wingdings" w:hint="default"/>
+      </w:rPr>
+    </w:lvl>
+    <w:lvl w:ilvl="6" w:tplc="0C070001" w:tentative="1">
+      <w:start w:val="1"/>
+      <w:numFmt w:val="bullet"/>
+      <w:lvlText w:val=""/>
+      <w:lvlJc w:val="left"/>
+      <w:pPr>
+        <w:ind w:left="5040" w:hanging="360"/>
+      </w:pPr>
+      <w:rPr>
+        <w:rFonts w:ascii="Symbol" w:hAnsi="Symbol" w:hint="default"/>
+      </w:rPr>
+    </w:lvl>
+    <w:lvl w:ilvl="7" w:tplc="0C070003" w:tentative="1">
+      <w:start w:val="1"/>
+      <w:numFmt w:val="bullet"/>
+      <w:lvlText w:val="o"/>
+      <w:lvlJc w:val="left"/>
+      <w:pPr>
+        <w:ind w:left="5760" w:hanging="360"/>
+      </w:pPr>
+      <w:rPr>
+        <w:rFonts w:ascii="Courier New" w:hAnsi="Courier New" w:cs="Courier New" w:hint="default"/>
+      </w:rPr>
+    </w:lvl>
+    <w:lvl w:ilvl="8" w:tplc="0C070005" w:tentative="1">
+      <w:start w:val="1"/>
+      <w:numFmt w:val="bullet"/>
+      <w:lvlText w:val=""/>
+      <w:lvlJc w:val="left"/>
+      <w:pPr>
+        <w:ind w:left="6480" w:hanging="360"/>
+      </w:pPr>
+      <w:rPr>
+        <w:rFonts w:ascii="Wingdings" w:hAnsi="Wingdings" w:hint="default"/>
+      </w:rPr>
+    </w:lvl>
+  </w:abstractNum>
+  <w:abstractNum w:abstractNumId="4" w15:restartNumberingAfterBreak="0">
+    <w:nsid w:val="5E5F2F02"/>
+    <w:multiLevelType w:val="hybridMultilevel"/>
+    <w:tmpl w:val="4AD41A2C"/>
+    <w:lvl w:ilvl="0" w:tplc="0C070001">
+      <w:start w:val="1"/>
+      <w:numFmt w:val="bullet"/>
+      <w:lvlText w:val=""/>
+      <w:lvlJc w:val="left"/>
+      <w:pPr>
+        <w:ind w:left="720" w:hanging="360"/>
+      </w:pPr>
+      <w:rPr>
+        <w:rFonts w:ascii="Symbol" w:hAnsi="Symbol" w:hint="default"/>
+      </w:rPr>
+    </w:lvl>
+    <w:lvl w:ilvl="1" w:tplc="0C070003" w:tentative="1">
+      <w:start w:val="1"/>
+      <w:numFmt w:val="bullet"/>
+      <w:lvlText w:val="o"/>
+      <w:lvlJc w:val="left"/>
+      <w:pPr>
+        <w:ind w:left="1440" w:hanging="360"/>
+      </w:pPr>
+      <w:rPr>
+        <w:rFonts w:ascii="Courier New" w:hAnsi="Courier New" w:cs="Courier New" w:hint="default"/>
+      </w:rPr>
+    </w:lvl>
+    <w:lvl w:ilvl="2" w:tplc="0C070005" w:tentative="1">
+      <w:start w:val="1"/>
+      <w:numFmt w:val="bullet"/>
+      <w:lvlText w:val=""/>
+      <w:lvlJc w:val="left"/>
+      <w:pPr>
+        <w:ind w:left="2160" w:hanging="360"/>
+      </w:pPr>
+      <w:rPr>
+        <w:rFonts w:ascii="Wingdings" w:hAnsi="Wingdings" w:hint="default"/>
+      </w:rPr>
+    </w:lvl>
+    <w:lvl w:ilvl="3" w:tplc="0C070001" w:tentative="1">
+      <w:start w:val="1"/>
+      <w:numFmt w:val="bullet"/>
+      <w:lvlText w:val=""/>
+      <w:lvlJc w:val="left"/>
+      <w:pPr>
+        <w:ind w:left="2880" w:hanging="360"/>
+      </w:pPr>
+      <w:rPr>
+        <w:rFonts w:ascii="Symbol" w:hAnsi="Symbol" w:hint="default"/>
+      </w:rPr>
+    </w:lvl>
+    <w:lvl w:ilvl="4" w:tplc="0C070003" w:tentative="1">
+      <w:start w:val="1"/>
+      <w:numFmt w:val="bullet"/>
+      <w:lvlText w:val="o"/>
+      <w:lvlJc w:val="left"/>
+      <w:pPr>
+        <w:ind w:left="3600" w:hanging="360"/>
+      </w:pPr>
+      <w:rPr>
+        <w:rFonts w:ascii="Courier New" w:hAnsi="Courier New" w:cs="Courier New" w:hint="default"/>
+      </w:rPr>
+    </w:lvl>
+    <w:lvl w:ilvl="5" w:tplc="0C070005" w:tentative="1">
+      <w:start w:val="1"/>
+      <w:numFmt w:val="bullet"/>
+      <w:lvlText w:val=""/>
+      <w:lvlJc w:val="left"/>
+      <w:pPr>
+        <w:ind w:left="4320" w:hanging="360"/>
+      </w:pPr>
+      <w:rPr>
+        <w:rFonts w:ascii="Wingdings" w:hAnsi="Wingdings" w:hint="default"/>
+      </w:rPr>
+    </w:lvl>
+    <w:lvl w:ilvl="6" w:tplc="0C070001" w:tentative="1">
+      <w:start w:val="1"/>
+      <w:numFmt w:val="bullet"/>
+      <w:lvlText w:val=""/>
+      <w:lvlJc w:val="left"/>
+      <w:pPr>
+        <w:ind w:left="5040" w:hanging="360"/>
+      </w:pPr>
+      <w:rPr>
+        <w:rFonts w:ascii="Symbol" w:hAnsi="Symbol" w:hint="default"/>
+      </w:rPr>
+    </w:lvl>
+    <w:lvl w:ilvl="7" w:tplc="0C070003" w:tentative="1">
+      <w:start w:val="1"/>
+      <w:numFmt w:val="bullet"/>
+      <w:lvlText w:val="o"/>
+      <w:lvlJc w:val="left"/>
+      <w:pPr>
+        <w:ind w:left="5760" w:hanging="360"/>
+      </w:pPr>
+      <w:rPr>
+        <w:rFonts w:ascii="Courier New" w:hAnsi="Courier New" w:cs="Courier New" w:hint="default"/>
+      </w:rPr>
+    </w:lvl>
+    <w:lvl w:ilvl="8" w:tplc="0C070005" w:tentative="1">
+      <w:start w:val="1"/>
+      <w:numFmt w:val="bullet"/>
+      <w:lvlText w:val=""/>
+      <w:lvlJc w:val="left"/>
+      <w:pPr>
+        <w:ind w:left="6480" w:hanging="360"/>
+      </w:pPr>
+      <w:rPr>
+        <w:rFonts w:ascii="Wingdings" w:hAnsi="Wingdings" w:hint="default"/>
+      </w:rPr>
+    </w:lvl>
+  </w:abstractNum>
+  <w:num w:numId="1" w16cid:durableId="1182235064">
+    <w:abstractNumId w:val="3"/>
+  </w:num>
+  <w:num w:numId="2" w16cid:durableId="2011826997">
+    <w:abstractNumId w:val="1"/>
+  </w:num>
+  <w:num w:numId="3" w16cid:durableId="1727680427">
+    <w:abstractNumId w:val="0"/>
+  </w:num>
+  <w:num w:numId="4" w16cid:durableId="724256834">
+    <w:abstractNumId w:val="4"/>
+  </w:num>
+  <w:num w:numId="5" w16cid:durableId="1622032569">
+    <w:abstractNumId w:val="2"/>
+  </w:num>
+</w:numbering>
 </file>
 
 <file path=word/styles.xml><?xml version="1.0" encoding="utf-8"?>
@@ -489,7 +1619,6 @@
     <w:next w:val="Standard"/>
     <w:link w:val="berschrift2Zchn"/>
     <w:uiPriority w:val="9"/>
-    <w:semiHidden/>
     <w:unhideWhenUsed/>
     <w:qFormat/>
     <w:rsid w:val="001A5238"/>
@@ -662,6 +1791,7 @@
   <w:style w:type="character" w:default="1" w:styleId="Absatz-Standardschriftart">
     <w:name w:val="Default Paragraph Font"/>
     <w:uiPriority w:val="1"/>
+    <w:semiHidden/>
     <w:unhideWhenUsed/>
   </w:style>
   <w:style w:type="table" w:default="1" w:styleId="NormaleTabelle">
@@ -703,7 +1833,6 @@
     <w:basedOn w:val="Absatz-Standardschriftart"/>
     <w:link w:val="berschrift2"/>
     <w:uiPriority w:val="9"/>
-    <w:semiHidden/>
     <w:rsid w:val="001A5238"/>
     <w:rPr>
       <w:rFonts w:asciiTheme="majorHAnsi" w:eastAsiaTheme="majorEastAsia" w:hAnsiTheme="majorHAnsi" w:cstheme="majorBidi"/>
@@ -975,6 +2104,48 @@
       <w:color w:val="0F4761" w:themeColor="accent1" w:themeShade="BF"/>
       <w:spacing w:val="5"/>
     </w:rPr>
+  </w:style>
+  <w:style w:type="paragraph" w:styleId="Kopfzeile">
+    <w:name w:val="header"/>
+    <w:basedOn w:val="Standard"/>
+    <w:link w:val="KopfzeileZchn"/>
+    <w:uiPriority w:val="99"/>
+    <w:unhideWhenUsed/>
+    <w:rsid w:val="00C046D3"/>
+    <w:pPr>
+      <w:tabs>
+        <w:tab w:val="center" w:pos="4536"/>
+        <w:tab w:val="right" w:pos="9072"/>
+      </w:tabs>
+    </w:pPr>
+  </w:style>
+  <w:style w:type="character" w:customStyle="1" w:styleId="KopfzeileZchn">
+    <w:name w:val="Kopfzeile Zchn"/>
+    <w:basedOn w:val="Absatz-Standardschriftart"/>
+    <w:link w:val="Kopfzeile"/>
+    <w:uiPriority w:val="99"/>
+    <w:rsid w:val="00C046D3"/>
+  </w:style>
+  <w:style w:type="paragraph" w:styleId="Fuzeile">
+    <w:name w:val="footer"/>
+    <w:basedOn w:val="Standard"/>
+    <w:link w:val="FuzeileZchn"/>
+    <w:uiPriority w:val="99"/>
+    <w:unhideWhenUsed/>
+    <w:rsid w:val="00C046D3"/>
+    <w:pPr>
+      <w:tabs>
+        <w:tab w:val="center" w:pos="4536"/>
+        <w:tab w:val="right" w:pos="9072"/>
+      </w:tabs>
+    </w:pPr>
+  </w:style>
+  <w:style w:type="character" w:customStyle="1" w:styleId="FuzeileZchn">
+    <w:name w:val="Fußzeile Zchn"/>
+    <w:basedOn w:val="Absatz-Standardschriftart"/>
+    <w:link w:val="Fuzeile"/>
+    <w:uiPriority w:val="99"/>
+    <w:rsid w:val="00C046D3"/>
   </w:style>
 </w:styles>
 </file>
